--- a/Quiz/Lecture 2 Quiz ANS.docx
+++ b/Quiz/Lecture 2 Quiz ANS.docx
@@ -17,15 +17,7 @@
           <w:sz w:val="36"/>
           <w:szCs w:val="36"/>
         </w:rPr>
-        <w:t>Lecture 2 - Internet Design Principles</w:t>
-      </w:r>
-      <w:r>
-        <w:rPr>
-          <w:b/>
-          <w:sz w:val="36"/>
-          <w:szCs w:val="36"/>
-        </w:rPr>
-        <w:t xml:space="preserve"> Quiz ANS</w:t>
+        <w:t>Lecture 2 - Internet Design Principles Quiz ANS</w:t>
       </w:r>
     </w:p>
     <w:p>
@@ -526,23 +518,7 @@
           <w:rFonts w:ascii="Times New Roman" w:hAnsi="Times New Roman" w:cs="Times New Roman"/>
           <w:sz w:val="22"/>
         </w:rPr>
-        <w:t xml:space="preserve">Public servers like web servers must use fixed, well-known port numbers so that clients can connect to them without prior negotiation. Private clients can use </w:t>
-      </w:r>
-      <w:proofErr w:type="gramStart"/>
-      <w:r>
-        <w:rPr>
-          <w:rFonts w:ascii="Times New Roman" w:hAnsi="Times New Roman" w:cs="Times New Roman"/>
-          <w:sz w:val="22"/>
-        </w:rPr>
-        <w:t>randomly-generated</w:t>
-      </w:r>
-      <w:proofErr w:type="gramEnd"/>
-      <w:r>
-        <w:rPr>
-          <w:rFonts w:ascii="Times New Roman" w:hAnsi="Times New Roman" w:cs="Times New Roman"/>
-          <w:sz w:val="22"/>
-        </w:rPr>
-        <w:t xml:space="preserve"> port numbers.</w:t>
+        <w:t>Public servers like web servers must use fixed, well-known port numbers so that clients can connect to them without prior negotiation. Private clients can use randomly-generated port numbers.</w:t>
       </w:r>
     </w:p>
     <w:p>
@@ -742,23 +718,7 @@
           <w:rFonts w:ascii="Times New Roman" w:hAnsi="Times New Roman" w:cs="Times New Roman"/>
           <w:sz w:val="22"/>
         </w:rPr>
-        <w:t xml:space="preserve">Solution 1 fails because if a router reports success when it's </w:t>
-      </w:r>
-      <w:proofErr w:type="gramStart"/>
-      <w:r>
-        <w:rPr>
-          <w:rFonts w:ascii="Times New Roman" w:hAnsi="Times New Roman" w:cs="Times New Roman"/>
-          <w:sz w:val="22"/>
-        </w:rPr>
-        <w:t>actually buggy</w:t>
-      </w:r>
-      <w:proofErr w:type="gramEnd"/>
-      <w:r>
-        <w:rPr>
-          <w:rFonts w:ascii="Times New Roman" w:hAnsi="Times New Roman" w:cs="Times New Roman"/>
-          <w:sz w:val="22"/>
-        </w:rPr>
-        <w:t>, the end host has no independent way to verify the claim. The end host must perform its own reliability checks for correctness.</w:t>
+        <w:t>Solution 1 fails because if a router reports success when it's actually buggy, the end host has no independent way to verify the claim. The end host must perform its own reliability checks for correctness.</w:t>
       </w:r>
     </w:p>
     <w:p>
@@ -776,7 +736,23 @@
           <w:b/>
           <w:sz w:val="22"/>
         </w:rPr>
-        <w:t>8. The End-to-End Principle can be broken for what reason?</w:t>
+        <w:t xml:space="preserve">8. The End-to-End Principle can be </w:t>
+      </w:r>
+      <w:r>
+        <w:rPr>
+          <w:rFonts w:ascii="Times New Roman" w:hAnsi="Times New Roman" w:cs="Times New Roman"/>
+          <w:b/>
+          <w:sz w:val="22"/>
+        </w:rPr>
+        <w:t>relaxed</w:t>
+      </w:r>
+      <w:r>
+        <w:rPr>
+          <w:rFonts w:ascii="Times New Roman" w:hAnsi="Times New Roman" w:cs="Times New Roman"/>
+          <w:b/>
+          <w:sz w:val="22"/>
+        </w:rPr>
+        <w:t xml:space="preserve"> for what reason?</w:t>
       </w:r>
       <w:bookmarkEnd w:id="7"/>
     </w:p>
@@ -859,23 +835,49 @@
           <w:sz w:val="22"/>
         </w:rPr>
         <w:lastRenderedPageBreak/>
-        <w:t xml:space="preserve">While the End-to-End Principle is a design guideline, it can be violated for performance optimization (e.g., routers sending duplicate packets on lossy links). However, this must supplement—not </w:t>
-      </w:r>
-      <w:proofErr w:type="gramStart"/>
+        <w:t xml:space="preserve">While the End-to-End Principle is a design guideline, it can be </w:t>
+      </w:r>
       <w:r>
         <w:rPr>
           <w:rFonts w:ascii="Times New Roman" w:eastAsia="Georgia" w:hAnsi="Times New Roman" w:cs="Times New Roman"/>
           <w:sz w:val="22"/>
         </w:rPr>
-        <w:t>replace—end</w:t>
-      </w:r>
-      <w:proofErr w:type="gramEnd"/>
+        <w:t>relaxed</w:t>
+      </w:r>
       <w:r>
         <w:rPr>
           <w:rFonts w:ascii="Times New Roman" w:eastAsia="Georgia" w:hAnsi="Times New Roman" w:cs="Times New Roman"/>
           <w:sz w:val="22"/>
         </w:rPr>
-        <w:t>-to-end reliability checks.</w:t>
+        <w:t xml:space="preserve"> for performance optimization (e.g., routers sending duplicate packets on lossy links). However, this must supplement</w:t>
+      </w:r>
+      <w:r>
+        <w:rPr>
+          <w:rFonts w:ascii="Times New Roman" w:eastAsia="Georgia" w:hAnsi="Times New Roman" w:cs="Times New Roman"/>
+          <w:sz w:val="22"/>
+        </w:rPr>
+        <w:t xml:space="preserve">, </w:t>
+      </w:r>
+      <w:r>
+        <w:rPr>
+          <w:rFonts w:ascii="Times New Roman" w:eastAsia="Georgia" w:hAnsi="Times New Roman" w:cs="Times New Roman"/>
+          <w:sz w:val="22"/>
+        </w:rPr>
+        <w:t>not replace</w:t>
+      </w:r>
+      <w:r>
+        <w:rPr>
+          <w:rFonts w:ascii="Times New Roman" w:eastAsia="Georgia" w:hAnsi="Times New Roman" w:cs="Times New Roman"/>
+          <w:sz w:val="22"/>
+        </w:rPr>
+        <w:t xml:space="preserve">, </w:t>
+      </w:r>
+      <w:r>
+        <w:rPr>
+          <w:rFonts w:ascii="Times New Roman" w:eastAsia="Georgia" w:hAnsi="Times New Roman" w:cs="Times New Roman"/>
+          <w:sz w:val="22"/>
+        </w:rPr>
+        <w:t>end-to-end reliability checks.</w:t>
       </w:r>
     </w:p>
     <w:p>
@@ -993,7 +995,31 @@
           <w:b/>
           <w:sz w:val="22"/>
         </w:rPr>
-        <w:t>10. In the Alice-and-Bob statistical multiplexing example, why is dynamic allocation more efficient than fixed allocation?</w:t>
+        <w:t xml:space="preserve">10. </w:t>
+      </w:r>
+      <w:r>
+        <w:rPr>
+          <w:rFonts w:ascii="Times New Roman" w:hAnsi="Times New Roman" w:cs="Times New Roman"/>
+          <w:b/>
+          <w:sz w:val="22"/>
+        </w:rPr>
+        <w:t>With</w:t>
+      </w:r>
+      <w:r>
+        <w:rPr>
+          <w:rFonts w:ascii="Times New Roman" w:hAnsi="Times New Roman" w:cs="Times New Roman"/>
+          <w:b/>
+          <w:sz w:val="22"/>
+        </w:rPr>
+        <w:t xml:space="preserve"> statistical multiplexing</w:t>
+      </w:r>
+      <w:r>
+        <w:rPr>
+          <w:rFonts w:ascii="Times New Roman" w:hAnsi="Times New Roman" w:cs="Times New Roman"/>
+          <w:b/>
+          <w:sz w:val="22"/>
+        </w:rPr>
+        <w:t>, why is dynamic allocation more efficient than fixed allocation?</w:t>
       </w:r>
       <w:bookmarkEnd w:id="9"/>
     </w:p>
@@ -1276,23 +1302,7 @@
           <w:sz w:val="22"/>
         </w:rPr>
         <w:lastRenderedPageBreak/>
-        <w:t xml:space="preserve">Packet switching is more efficient for bursty traffic because resources are allocated </w:t>
-      </w:r>
-      <w:proofErr w:type="gramStart"/>
-      <w:r>
-        <w:rPr>
-          <w:rFonts w:ascii="Times New Roman" w:hAnsi="Times New Roman" w:cs="Times New Roman"/>
-          <w:sz w:val="22"/>
-        </w:rPr>
-        <w:t>per-packet</w:t>
-      </w:r>
-      <w:proofErr w:type="gramEnd"/>
-      <w:r>
-        <w:rPr>
-          <w:rFonts w:ascii="Times New Roman" w:hAnsi="Times New Roman" w:cs="Times New Roman"/>
-          <w:sz w:val="22"/>
-        </w:rPr>
-        <w:t>, not reserved for the entire connection. With circuit switching, reserved capacity sits idle when demand drops, wasting resources.</w:t>
+        <w:t>Packet switching is more efficient for bursty traffic because resources are allocated per-packet, not reserved for the entire connection. With circuit switching, reserved capacity sits idle when demand drops, wasting resources.</w:t>
       </w:r>
     </w:p>
     <w:p>
@@ -1303,14 +1313,30 @@
           <w:sz w:val="22"/>
         </w:rPr>
       </w:pPr>
-      <w:bookmarkStart w:id="12" w:name="bm_13_what_does_peak_to_average_r_8b4955"/>
-      <w:r>
-        <w:rPr>
-          <w:rFonts w:ascii="Times New Roman" w:hAnsi="Times New Roman" w:cs="Times New Roman"/>
-          <w:b/>
-          <w:sz w:val="22"/>
-        </w:rPr>
-        <w:t>13. What does "peak-to-average ratio" characterize?</w:t>
+      <w:bookmarkStart w:id="12" w:name="bm_14_why_is_packet_switching_bet_7363a9"/>
+      <w:r>
+        <w:rPr>
+          <w:rFonts w:ascii="Times New Roman" w:hAnsi="Times New Roman" w:cs="Times New Roman"/>
+          <w:b/>
+          <w:sz w:val="22"/>
+        </w:rPr>
+        <w:t>1</w:t>
+      </w:r>
+      <w:r>
+        <w:rPr>
+          <w:rFonts w:ascii="Times New Roman" w:hAnsi="Times New Roman" w:cs="Times New Roman"/>
+          <w:b/>
+          <w:sz w:val="22"/>
+        </w:rPr>
+        <w:t>3</w:t>
+      </w:r>
+      <w:r>
+        <w:rPr>
+          <w:rFonts w:ascii="Times New Roman" w:hAnsi="Times New Roman" w:cs="Times New Roman"/>
+          <w:b/>
+          <w:sz w:val="22"/>
+        </w:rPr>
+        <w:t>. Why is Packet Switching better than Circuit Switching at handling network failures?</w:t>
       </w:r>
       <w:bookmarkEnd w:id="12"/>
     </w:p>
@@ -1327,31 +1353,31 @@
           <w:rFonts w:ascii="Times New Roman" w:hAnsi="Times New Roman" w:cs="Times New Roman"/>
           <w:sz w:val="22"/>
         </w:rPr>
-        <w:t>A) The number of routers in a network</w:t>
-      </w:r>
-      <w:r>
-        <w:rPr>
-          <w:rFonts w:ascii="Times New Roman" w:hAnsi="Times New Roman" w:cs="Times New Roman"/>
-          <w:sz w:val="22"/>
-        </w:rPr>
-        <w:br/>
-        <w:t>B) The ratio between a flow's peak demand and its average demand</w:t>
-      </w:r>
-      <w:r>
-        <w:rPr>
-          <w:rFonts w:ascii="Times New Roman" w:hAnsi="Times New Roman" w:cs="Times New Roman"/>
-          <w:sz w:val="22"/>
-        </w:rPr>
-        <w:br/>
-        <w:t>C) The speed difference between circuits and packets</w:t>
-      </w:r>
-      <w:r>
-        <w:rPr>
-          <w:rFonts w:ascii="Times New Roman" w:hAnsi="Times New Roman" w:cs="Times New Roman"/>
-          <w:sz w:val="22"/>
-        </w:rPr>
-        <w:br/>
-        <w:t>D) The probability of packet loss</w:t>
+        <w:t>A) Packet switching uses encryption to protect against failures</w:t>
+      </w:r>
+      <w:r>
+        <w:rPr>
+          <w:rFonts w:ascii="Times New Roman" w:hAnsi="Times New Roman" w:cs="Times New Roman"/>
+          <w:sz w:val="22"/>
+        </w:rPr>
+        <w:br/>
+        <w:t>B) Packet switching automatically reroutes packets; end hosts need not do anything extra</w:t>
+      </w:r>
+      <w:r>
+        <w:rPr>
+          <w:rFonts w:ascii="Times New Roman" w:hAnsi="Times New Roman" w:cs="Times New Roman"/>
+          <w:sz w:val="22"/>
+        </w:rPr>
+        <w:br/>
+        <w:t>C) Packet switching prevents routers from failing</w:t>
+      </w:r>
+      <w:r>
+        <w:rPr>
+          <w:rFonts w:ascii="Times New Roman" w:hAnsi="Times New Roman" w:cs="Times New Roman"/>
+          <w:sz w:val="22"/>
+        </w:rPr>
+        <w:br/>
+        <w:t>D) Circuit switching requires immediate manual intervention</w:t>
       </w:r>
     </w:p>
     <w:p>
@@ -1392,7 +1418,7 @@
           <w:rFonts w:ascii="Times New Roman" w:eastAsia="Georgia" w:hAnsi="Times New Roman" w:cs="Times New Roman"/>
           <w:sz w:val="22"/>
         </w:rPr>
-        <w:t>Peak-to-average ratio measures burstiness. Smooth applications (e.g., voice with ~3:1 ratio) have low peak-to-average ratios, while bursty applications (e.g., web browsing with 100:1+ ratio) have high ratios.</w:t>
+        <w:t>With packet switching, routers can automatically reroute packets along alternate paths without end-host involvement. Circuit switching requires end hosts to detect failure, tear down reservations, and request new reservations—potentially for millions of flows simultaneously.</w:t>
       </w:r>
     </w:p>
     <w:p>
@@ -1403,116 +1429,32 @@
           <w:sz w:val="22"/>
         </w:rPr>
       </w:pPr>
-      <w:bookmarkStart w:id="13" w:name="bm_14_why_is_packet_switching_bet_7363a9"/>
-      <w:r>
-        <w:rPr>
-          <w:rFonts w:ascii="Times New Roman" w:hAnsi="Times New Roman" w:cs="Times New Roman"/>
-          <w:b/>
-          <w:sz w:val="22"/>
-        </w:rPr>
-        <w:t>14. Why is Packet Switching better than Circuit Switching at handling network failures?</w:t>
+      <w:bookmarkStart w:id="13" w:name="bm_15_which_of_the_following_is_n_e3208d"/>
+      <w:r>
+        <w:rPr>
+          <w:rFonts w:ascii="Times New Roman" w:hAnsi="Times New Roman" w:cs="Times New Roman"/>
+          <w:b/>
+          <w:sz w:val="22"/>
+        </w:rPr>
+        <w:t>1</w:t>
+      </w:r>
+      <w:r>
+        <w:rPr>
+          <w:rFonts w:ascii="Times New Roman" w:hAnsi="Times New Roman" w:cs="Times New Roman"/>
+          <w:b/>
+          <w:sz w:val="22"/>
+        </w:rPr>
+        <w:t>4</w:t>
+      </w:r>
+      <w:r>
+        <w:rPr>
+          <w:rFonts w:ascii="Times New Roman" w:hAnsi="Times New Roman" w:cs="Times New Roman"/>
+          <w:b/>
+          <w:sz w:val="22"/>
+        </w:rPr>
+        <w:t>. Which of the following is NOT an advantage of Packet Switching over Circuit Switching?</w:t>
       </w:r>
       <w:bookmarkEnd w:id="13"/>
-    </w:p>
-    <w:p>
-      <w:pPr>
-        <w:spacing w:after="210"/>
-        <w:rPr>
-          <w:rFonts w:ascii="Times New Roman" w:hAnsi="Times New Roman" w:cs="Times New Roman"/>
-          <w:sz w:val="22"/>
-        </w:rPr>
-      </w:pPr>
-      <w:r>
-        <w:rPr>
-          <w:rFonts w:ascii="Times New Roman" w:hAnsi="Times New Roman" w:cs="Times New Roman"/>
-          <w:sz w:val="22"/>
-        </w:rPr>
-        <w:t>A) Packet switching uses encryption to protect against failures</w:t>
-      </w:r>
-      <w:r>
-        <w:rPr>
-          <w:rFonts w:ascii="Times New Roman" w:hAnsi="Times New Roman" w:cs="Times New Roman"/>
-          <w:sz w:val="22"/>
-        </w:rPr>
-        <w:br/>
-        <w:t>B) Packet switching automatically reroutes packets; end hosts need not do anything extra</w:t>
-      </w:r>
-      <w:r>
-        <w:rPr>
-          <w:rFonts w:ascii="Times New Roman" w:hAnsi="Times New Roman" w:cs="Times New Roman"/>
-          <w:sz w:val="22"/>
-        </w:rPr>
-        <w:br/>
-        <w:t>C) Packet switching prevents routers from failing</w:t>
-      </w:r>
-      <w:r>
-        <w:rPr>
-          <w:rFonts w:ascii="Times New Roman" w:hAnsi="Times New Roman" w:cs="Times New Roman"/>
-          <w:sz w:val="22"/>
-        </w:rPr>
-        <w:br/>
-        <w:t>D) Circuit switching requires immediate manual intervention</w:t>
-      </w:r>
-    </w:p>
-    <w:p>
-      <w:pPr>
-        <w:spacing w:after="210"/>
-        <w:rPr>
-          <w:rFonts w:ascii="Times New Roman" w:hAnsi="Times New Roman" w:cs="Times New Roman"/>
-          <w:sz w:val="22"/>
-        </w:rPr>
-      </w:pPr>
-      <w:r>
-        <w:rPr>
-          <w:rFonts w:ascii="Times New Roman" w:hAnsi="Times New Roman" w:cs="Times New Roman"/>
-          <w:b/>
-          <w:sz w:val="22"/>
-        </w:rPr>
-        <w:t xml:space="preserve">ANS: </w:t>
-      </w:r>
-      <w:r>
-        <w:rPr>
-          <w:rFonts w:ascii="Times New Roman" w:hAnsi="Times New Roman" w:cs="Times New Roman"/>
-          <w:b/>
-          <w:sz w:val="22"/>
-        </w:rPr>
-        <w:t>B</w:t>
-      </w:r>
-    </w:p>
-    <w:p>
-      <w:pPr>
-        <w:spacing w:after="210"/>
-        <w:rPr>
-          <w:rFonts w:ascii="Times New Roman" w:hAnsi="Times New Roman" w:cs="Times New Roman"/>
-          <w:sz w:val="22"/>
-        </w:rPr>
-      </w:pPr>
-      <w:r>
-        <w:rPr>
-          <w:rFonts w:ascii="Times New Roman" w:eastAsia="Georgia" w:hAnsi="Times New Roman" w:cs="Times New Roman"/>
-          <w:sz w:val="22"/>
-        </w:rPr>
-        <w:t>With packet switching, routers can automatically reroute packets along alternate paths without end-host involvement. Circuit switching requires end hosts to detect failure, tear down reservations, and request new reservations—potentially for millions of flows simultaneously.</w:t>
-      </w:r>
-    </w:p>
-    <w:p>
-      <w:pPr>
-        <w:spacing w:before="240" w:line="271" w:lineRule="auto"/>
-        <w:rPr>
-          <w:rFonts w:ascii="Times New Roman" w:hAnsi="Times New Roman" w:cs="Times New Roman"/>
-          <w:sz w:val="22"/>
-        </w:rPr>
-      </w:pPr>
-      <w:bookmarkStart w:id="14" w:name="bm_15_which_of_the_following_is_n_e3208d"/>
-      <w:r>
-        <w:rPr>
-          <w:rFonts w:ascii="Times New Roman" w:hAnsi="Times New Roman" w:cs="Times New Roman"/>
-          <w:b/>
-          <w:sz w:val="22"/>
-        </w:rPr>
-        <w:t>15. Which of the following is NOT an advantage of Packet Switching over Circuit Switching?</w:t>
-      </w:r>
-      <w:bookmarkEnd w:id="14"/>
     </w:p>
     <w:p>
       <w:pPr>

--- a/Quiz/Lecture 2 Quiz ANS.docx
+++ b/Quiz/Lecture 2 Quiz ANS.docx
@@ -518,7 +518,23 @@
           <w:rFonts w:ascii="Times New Roman" w:hAnsi="Times New Roman" w:cs="Times New Roman"/>
           <w:sz w:val="22"/>
         </w:rPr>
-        <w:t>Public servers like web servers must use fixed, well-known port numbers so that clients can connect to them without prior negotiation. Private clients can use randomly-generated port numbers.</w:t>
+        <w:t xml:space="preserve">Public servers like web servers must use fixed, well-known port numbers so that clients can connect to them without prior negotiation. Private clients can use </w:t>
+      </w:r>
+      <w:proofErr w:type="gramStart"/>
+      <w:r>
+        <w:rPr>
+          <w:rFonts w:ascii="Times New Roman" w:hAnsi="Times New Roman" w:cs="Times New Roman"/>
+          <w:sz w:val="22"/>
+        </w:rPr>
+        <w:t>randomly-generated</w:t>
+      </w:r>
+      <w:proofErr w:type="gramEnd"/>
+      <w:r>
+        <w:rPr>
+          <w:rFonts w:ascii="Times New Roman" w:hAnsi="Times New Roman" w:cs="Times New Roman"/>
+          <w:sz w:val="22"/>
+        </w:rPr>
+        <w:t xml:space="preserve"> port numbers.</w:t>
       </w:r>
     </w:p>
     <w:p>
@@ -718,7 +734,23 @@
           <w:rFonts w:ascii="Times New Roman" w:hAnsi="Times New Roman" w:cs="Times New Roman"/>
           <w:sz w:val="22"/>
         </w:rPr>
-        <w:t>Solution 1 fails because if a router reports success when it's actually buggy, the end host has no independent way to verify the claim. The end host must perform its own reliability checks for correctness.</w:t>
+        <w:t xml:space="preserve">Solution 1 fails because if a router reports success when it's </w:t>
+      </w:r>
+      <w:proofErr w:type="gramStart"/>
+      <w:r>
+        <w:rPr>
+          <w:rFonts w:ascii="Times New Roman" w:hAnsi="Times New Roman" w:cs="Times New Roman"/>
+          <w:sz w:val="22"/>
+        </w:rPr>
+        <w:t>actually buggy</w:t>
+      </w:r>
+      <w:proofErr w:type="gramEnd"/>
+      <w:r>
+        <w:rPr>
+          <w:rFonts w:ascii="Times New Roman" w:hAnsi="Times New Roman" w:cs="Times New Roman"/>
+          <w:sz w:val="22"/>
+        </w:rPr>
+        <w:t>, the end host has no independent way to verify the claim. The end host must perform its own reliability checks for correctness.</w:t>
       </w:r>
     </w:p>
     <w:p>
@@ -1011,15 +1043,7 @@
           <w:b/>
           <w:sz w:val="22"/>
         </w:rPr>
-        <w:t xml:space="preserve"> statistical multiplexing</w:t>
-      </w:r>
-      <w:r>
-        <w:rPr>
-          <w:rFonts w:ascii="Times New Roman" w:hAnsi="Times New Roman" w:cs="Times New Roman"/>
-          <w:b/>
-          <w:sz w:val="22"/>
-        </w:rPr>
-        <w:t>, why is dynamic allocation more efficient than fixed allocation?</w:t>
+        <w:t xml:space="preserve"> statistical multiplexing, why is dynamic allocation more efficient than fixed allocation?</w:t>
       </w:r>
       <w:bookmarkEnd w:id="9"/>
     </w:p>
@@ -1302,7 +1326,23 @@
           <w:sz w:val="22"/>
         </w:rPr>
         <w:lastRenderedPageBreak/>
-        <w:t>Packet switching is more efficient for bursty traffic because resources are allocated per-packet, not reserved for the entire connection. With circuit switching, reserved capacity sits idle when demand drops, wasting resources.</w:t>
+        <w:t xml:space="preserve">Packet switching is more efficient for bursty traffic because resources are allocated </w:t>
+      </w:r>
+      <w:proofErr w:type="gramStart"/>
+      <w:r>
+        <w:rPr>
+          <w:rFonts w:ascii="Times New Roman" w:hAnsi="Times New Roman" w:cs="Times New Roman"/>
+          <w:sz w:val="22"/>
+        </w:rPr>
+        <w:t>per-packet</w:t>
+      </w:r>
+      <w:proofErr w:type="gramEnd"/>
+      <w:r>
+        <w:rPr>
+          <w:rFonts w:ascii="Times New Roman" w:hAnsi="Times New Roman" w:cs="Times New Roman"/>
+          <w:sz w:val="22"/>
+        </w:rPr>
+        <w:t>, not reserved for the entire connection. With circuit switching, reserved capacity sits idle when demand drops, wasting resources.</w:t>
       </w:r>
     </w:p>
     <w:p>
@@ -1547,7 +1587,7 @@
   <w:docDefaults>
     <w:rPrDefault>
       <w:rPr>
-        <w:rFonts w:ascii="Georgia" w:eastAsiaTheme="minorHAnsi" w:hAnsiTheme="minorHAnsi" w:cstheme="minorBidi"/>
+        <w:rFonts w:ascii="Georgia" w:eastAsiaTheme="minorEastAsia" w:hAnsiTheme="minorHAnsi" w:cstheme="minorBidi"/>
         <w:sz w:val="21"/>
         <w:szCs w:val="22"/>
         <w:lang w:val="en-US" w:eastAsia="en-US" w:bidi="ar-SA"/>
